--- a/in-class/7-13 Class Material/Scale and Elelements.docx
+++ b/in-class/7-13 Class Material/Scale and Elelements.docx
@@ -3467,31 +3467,28 @@
 </file>
 
 <file path=customXml/item1.xml><?xml version="1.0" encoding="utf-8"?>
-<ct:contentTypeSchema xmlns:ct="http://schemas.microsoft.com/office/2006/metadata/contentType" xmlns:ma="http://schemas.microsoft.com/office/2006/metadata/properties/metaAttributes" ct:_="" ma:_="" ma:contentTypeName="Document" ma:contentTypeID="0x0101003DB5B97B54300B4889C1AC7361F68213" ma:contentTypeVersion="14" ma:contentTypeDescription="Create a new document." ma:contentTypeScope="" ma:versionID="b3a4fb828f3a04ce1ee1646d58eb04a7">
-  <xsd:schema xmlns:xsd="http://www.w3.org/2001/XMLSchema" xmlns:xs="http://www.w3.org/2001/XMLSchema" xmlns:p="http://schemas.microsoft.com/office/2006/metadata/properties" xmlns:ns1="http://schemas.microsoft.com/sharepoint/v3" xmlns:ns2="0b3136f0-a1b3-4de4-aaf6-47b51dbb702c" xmlns:ns3="3076eba4-c0ca-4bad-b773-16a3112e7607" targetNamespace="http://schemas.microsoft.com/office/2006/metadata/properties" ma:root="true" ma:fieldsID="fc7abf6f59e632741c2abb53f83e984a" ns1:_="" ns2:_="" ns3:_="">
-    <xsd:import namespace="http://schemas.microsoft.com/sharepoint/v3"/>
-    <xsd:import namespace="0b3136f0-a1b3-4de4-aaf6-47b51dbb702c"/>
-    <xsd:import namespace="3076eba4-c0ca-4bad-b773-16a3112e7607"/>
+<ct:contentTypeSchema xmlns:ct="http://schemas.microsoft.com/office/2006/metadata/contentType" xmlns:ma="http://schemas.microsoft.com/office/2006/metadata/properties/metaAttributes" ct:_="" ma:_="" ma:contentTypeName="Document" ma:contentTypeID="0x010100321F261CCBE9C64AB094B5E00014E60D" ma:contentTypeVersion="12" ma:contentTypeDescription="Create a new document." ma:contentTypeScope="" ma:versionID="fb910125710a872e3b6294cb85b1b8d6">
+  <xsd:schema xmlns:xsd="http://www.w3.org/2001/XMLSchema" xmlns:xs="http://www.w3.org/2001/XMLSchema" xmlns:p="http://schemas.microsoft.com/office/2006/metadata/properties" xmlns:ns2="9409f0e5-2b9e-47f2-90e0-3ea5ffa6bd98" xmlns:ns3="ae1d7975-ef6e-42df-9d49-ebdd19403660" targetNamespace="http://schemas.microsoft.com/office/2006/metadata/properties" ma:root="true" ma:fieldsID="4a874d08d030230505f092f950eb99bc" ns2:_="" ns3:_="">
+    <xsd:import namespace="9409f0e5-2b9e-47f2-90e0-3ea5ffa6bd98"/>
+    <xsd:import namespace="ae1d7975-ef6e-42df-9d49-ebdd19403660"/>
     <xsd:element name="properties">
       <xsd:complexType>
         <xsd:sequence>
           <xsd:element name="documentManagement">
             <xsd:complexType>
               <xsd:all>
-                <xsd:element ref="ns2:MediaServiceMetadata" minOccurs="0"/>
-                <xsd:element ref="ns2:MediaServiceFastMetadata" minOccurs="0"/>
-                <xsd:element ref="ns3:SharedWithUsers" minOccurs="0"/>
-                <xsd:element ref="ns3:SharedWithDetails" minOccurs="0"/>
-                <xsd:element ref="ns2:MediaServiceAutoTags" minOccurs="0"/>
-                <xsd:element ref="ns2:MediaServiceOCR" minOccurs="0"/>
-                <xsd:element ref="ns2:MediaServiceDateTaken" minOccurs="0"/>
-                <xsd:element ref="ns2:MediaServiceEventHashCode" minOccurs="0"/>
-                <xsd:element ref="ns2:MediaServiceGenerationTime" minOccurs="0"/>
-                <xsd:element ref="ns1:_ip_UnifiedCompliancePolicyProperties" minOccurs="0"/>
-                <xsd:element ref="ns1:_ip_UnifiedCompliancePolicyUIAction" minOccurs="0"/>
-                <xsd:element ref="ns2:MediaServiceLocation" minOccurs="0"/>
-                <xsd:element ref="ns2:MediaServiceAutoKeyPoints" minOccurs="0"/>
-                <xsd:element ref="ns2:MediaServiceKeyPoints" minOccurs="0"/>
+                <xsd:element ref="ns2:SharedWithUsers" minOccurs="0"/>
+                <xsd:element ref="ns2:SharedWithDetails" minOccurs="0"/>
+                <xsd:element ref="ns3:MediaServiceMetadata" minOccurs="0"/>
+                <xsd:element ref="ns3:MediaServiceFastMetadata" minOccurs="0"/>
+                <xsd:element ref="ns3:MediaServiceDateTaken" minOccurs="0"/>
+                <xsd:element ref="ns3:MediaServiceAutoKeyPoints" minOccurs="0"/>
+                <xsd:element ref="ns3:MediaServiceKeyPoints" minOccurs="0"/>
+                <xsd:element ref="ns3:MediaServiceAutoTags" minOccurs="0"/>
+                <xsd:element ref="ns3:MediaServiceOCR" minOccurs="0"/>
+                <xsd:element ref="ns3:MediaServiceGenerationTime" minOccurs="0"/>
+                <xsd:element ref="ns3:MediaServiceEventHashCode" minOccurs="0"/>
+                <xsd:element ref="ns3:MediaLengthInSeconds" minOccurs="0"/>
               </xsd:all>
             </xsd:complexType>
           </xsd:element>
@@ -3499,82 +3496,10 @@
       </xsd:complexType>
     </xsd:element>
   </xsd:schema>
-  <xsd:schema xmlns:xsd="http://www.w3.org/2001/XMLSchema" xmlns:xs="http://www.w3.org/2001/XMLSchema" xmlns:dms="http://schemas.microsoft.com/office/2006/documentManagement/types" xmlns:pc="http://schemas.microsoft.com/office/infopath/2007/PartnerControls" targetNamespace="http://schemas.microsoft.com/sharepoint/v3" elementFormDefault="qualified">
+  <xsd:schema xmlns:xsd="http://www.w3.org/2001/XMLSchema" xmlns:xs="http://www.w3.org/2001/XMLSchema" xmlns:dms="http://schemas.microsoft.com/office/2006/documentManagement/types" xmlns:pc="http://schemas.microsoft.com/office/infopath/2007/PartnerControls" targetNamespace="9409f0e5-2b9e-47f2-90e0-3ea5ffa6bd98" elementFormDefault="qualified">
     <xsd:import namespace="http://schemas.microsoft.com/office/2006/documentManagement/types"/>
     <xsd:import namespace="http://schemas.microsoft.com/office/infopath/2007/PartnerControls"/>
-    <xsd:element name="_ip_UnifiedCompliancePolicyProperties" ma:index="17" nillable="true" ma:displayName="Unified Compliance Policy Properties" ma:hidden="true" ma:internalName="_ip_UnifiedCompliancePolicyProperties">
-      <xsd:simpleType>
-        <xsd:restriction base="dms:Note"/>
-      </xsd:simpleType>
-    </xsd:element>
-    <xsd:element name="_ip_UnifiedCompliancePolicyUIAction" ma:index="18" nillable="true" ma:displayName="Unified Compliance Policy UI Action" ma:hidden="true" ma:internalName="_ip_UnifiedCompliancePolicyUIAction">
-      <xsd:simpleType>
-        <xsd:restriction base="dms:Text"/>
-      </xsd:simpleType>
-    </xsd:element>
-  </xsd:schema>
-  <xsd:schema xmlns:xsd="http://www.w3.org/2001/XMLSchema" xmlns:xs="http://www.w3.org/2001/XMLSchema" xmlns:dms="http://schemas.microsoft.com/office/2006/documentManagement/types" xmlns:pc="http://schemas.microsoft.com/office/infopath/2007/PartnerControls" targetNamespace="0b3136f0-a1b3-4de4-aaf6-47b51dbb702c" elementFormDefault="qualified">
-    <xsd:import namespace="http://schemas.microsoft.com/office/2006/documentManagement/types"/>
-    <xsd:import namespace="http://schemas.microsoft.com/office/infopath/2007/PartnerControls"/>
-    <xsd:element name="MediaServiceMetadata" ma:index="8" nillable="true" ma:displayName="MediaServiceMetadata" ma:hidden="true" ma:internalName="MediaServiceMetadata" ma:readOnly="true">
-      <xsd:simpleType>
-        <xsd:restriction base="dms:Note"/>
-      </xsd:simpleType>
-    </xsd:element>
-    <xsd:element name="MediaServiceFastMetadata" ma:index="9" nillable="true" ma:displayName="MediaServiceFastMetadata" ma:hidden="true" ma:internalName="MediaServiceFastMetadata" ma:readOnly="true">
-      <xsd:simpleType>
-        <xsd:restriction base="dms:Note"/>
-      </xsd:simpleType>
-    </xsd:element>
-    <xsd:element name="MediaServiceAutoTags" ma:index="12" nillable="true" ma:displayName="MediaServiceAutoTags" ma:internalName="MediaServiceAutoTags" ma:readOnly="true">
-      <xsd:simpleType>
-        <xsd:restriction base="dms:Text"/>
-      </xsd:simpleType>
-    </xsd:element>
-    <xsd:element name="MediaServiceOCR" ma:index="13" nillable="true" ma:displayName="MediaServiceOCR" ma:internalName="MediaServiceOCR" ma:readOnly="true">
-      <xsd:simpleType>
-        <xsd:restriction base="dms:Note">
-          <xsd:maxLength value="255"/>
-        </xsd:restriction>
-      </xsd:simpleType>
-    </xsd:element>
-    <xsd:element name="MediaServiceDateTaken" ma:index="14" nillable="true" ma:displayName="MediaServiceDateTaken" ma:hidden="true" ma:internalName="MediaServiceDateTaken" ma:readOnly="true">
-      <xsd:simpleType>
-        <xsd:restriction base="dms:Text"/>
-      </xsd:simpleType>
-    </xsd:element>
-    <xsd:element name="MediaServiceEventHashCode" ma:index="15" nillable="true" ma:displayName="MediaServiceEventHashCode" ma:hidden="true" ma:internalName="MediaServiceEventHashCode" ma:readOnly="true">
-      <xsd:simpleType>
-        <xsd:restriction base="dms:Text"/>
-      </xsd:simpleType>
-    </xsd:element>
-    <xsd:element name="MediaServiceGenerationTime" ma:index="16" nillable="true" ma:displayName="MediaServiceGenerationTime" ma:hidden="true" ma:internalName="MediaServiceGenerationTime" ma:readOnly="true">
-      <xsd:simpleType>
-        <xsd:restriction base="dms:Text"/>
-      </xsd:simpleType>
-    </xsd:element>
-    <xsd:element name="MediaServiceLocation" ma:index="19" nillable="true" ma:displayName="Location" ma:internalName="MediaServiceLocation" ma:readOnly="true">
-      <xsd:simpleType>
-        <xsd:restriction base="dms:Text"/>
-      </xsd:simpleType>
-    </xsd:element>
-    <xsd:element name="MediaServiceAutoKeyPoints" ma:index="20" nillable="true" ma:displayName="MediaServiceAutoKeyPoints" ma:hidden="true" ma:internalName="MediaServiceAutoKeyPoints" ma:readOnly="true">
-      <xsd:simpleType>
-        <xsd:restriction base="dms:Note"/>
-      </xsd:simpleType>
-    </xsd:element>
-    <xsd:element name="MediaServiceKeyPoints" ma:index="21" nillable="true" ma:displayName="KeyPoints" ma:internalName="MediaServiceKeyPoints" ma:readOnly="true">
-      <xsd:simpleType>
-        <xsd:restriction base="dms:Note">
-          <xsd:maxLength value="255"/>
-        </xsd:restriction>
-      </xsd:simpleType>
-    </xsd:element>
-  </xsd:schema>
-  <xsd:schema xmlns:xsd="http://www.w3.org/2001/XMLSchema" xmlns:xs="http://www.w3.org/2001/XMLSchema" xmlns:dms="http://schemas.microsoft.com/office/2006/documentManagement/types" xmlns:pc="http://schemas.microsoft.com/office/infopath/2007/PartnerControls" targetNamespace="3076eba4-c0ca-4bad-b773-16a3112e7607" elementFormDefault="qualified">
-    <xsd:import namespace="http://schemas.microsoft.com/office/2006/documentManagement/types"/>
-    <xsd:import namespace="http://schemas.microsoft.com/office/infopath/2007/PartnerControls"/>
-    <xsd:element name="SharedWithUsers" ma:index="10" nillable="true" ma:displayName="Shared With" ma:internalName="SharedWithUsers" ma:readOnly="true">
+    <xsd:element name="SharedWithUsers" ma:index="8" nillable="true" ma:displayName="Shared With" ma:internalName="SharedWithUsers" ma:readOnly="true">
       <xsd:complexType>
         <xsd:complexContent>
           <xsd:extension base="dms:UserMulti">
@@ -3593,11 +3518,69 @@
         </xsd:complexContent>
       </xsd:complexType>
     </xsd:element>
-    <xsd:element name="SharedWithDetails" ma:index="11" nillable="true" ma:displayName="Shared With Details" ma:internalName="SharedWithDetails" ma:readOnly="true">
+    <xsd:element name="SharedWithDetails" ma:index="9" nillable="true" ma:displayName="Shared With Details" ma:internalName="SharedWithDetails" ma:readOnly="true">
       <xsd:simpleType>
         <xsd:restriction base="dms:Note">
           <xsd:maxLength value="255"/>
         </xsd:restriction>
+      </xsd:simpleType>
+    </xsd:element>
+  </xsd:schema>
+  <xsd:schema xmlns:xsd="http://www.w3.org/2001/XMLSchema" xmlns:xs="http://www.w3.org/2001/XMLSchema" xmlns:dms="http://schemas.microsoft.com/office/2006/documentManagement/types" xmlns:pc="http://schemas.microsoft.com/office/infopath/2007/PartnerControls" targetNamespace="ae1d7975-ef6e-42df-9d49-ebdd19403660" elementFormDefault="qualified">
+    <xsd:import namespace="http://schemas.microsoft.com/office/2006/documentManagement/types"/>
+    <xsd:import namespace="http://schemas.microsoft.com/office/infopath/2007/PartnerControls"/>
+    <xsd:element name="MediaServiceMetadata" ma:index="10" nillable="true" ma:displayName="MediaServiceMetadata" ma:hidden="true" ma:internalName="MediaServiceMetadata" ma:readOnly="true">
+      <xsd:simpleType>
+        <xsd:restriction base="dms:Note"/>
+      </xsd:simpleType>
+    </xsd:element>
+    <xsd:element name="MediaServiceFastMetadata" ma:index="11" nillable="true" ma:displayName="MediaServiceFastMetadata" ma:hidden="true" ma:internalName="MediaServiceFastMetadata" ma:readOnly="true">
+      <xsd:simpleType>
+        <xsd:restriction base="dms:Note"/>
+      </xsd:simpleType>
+    </xsd:element>
+    <xsd:element name="MediaServiceDateTaken" ma:index="12" nillable="true" ma:displayName="MediaServiceDateTaken" ma:hidden="true" ma:internalName="MediaServiceDateTaken" ma:readOnly="true">
+      <xsd:simpleType>
+        <xsd:restriction base="dms:Text"/>
+      </xsd:simpleType>
+    </xsd:element>
+    <xsd:element name="MediaServiceAutoKeyPoints" ma:index="13" nillable="true" ma:displayName="MediaServiceAutoKeyPoints" ma:hidden="true" ma:internalName="MediaServiceAutoKeyPoints" ma:readOnly="true">
+      <xsd:simpleType>
+        <xsd:restriction base="dms:Note"/>
+      </xsd:simpleType>
+    </xsd:element>
+    <xsd:element name="MediaServiceKeyPoints" ma:index="14" nillable="true" ma:displayName="KeyPoints" ma:internalName="MediaServiceKeyPoints" ma:readOnly="true">
+      <xsd:simpleType>
+        <xsd:restriction base="dms:Note">
+          <xsd:maxLength value="255"/>
+        </xsd:restriction>
+      </xsd:simpleType>
+    </xsd:element>
+    <xsd:element name="MediaServiceAutoTags" ma:index="15" nillable="true" ma:displayName="Tags" ma:internalName="MediaServiceAutoTags" ma:readOnly="true">
+      <xsd:simpleType>
+        <xsd:restriction base="dms:Text"/>
+      </xsd:simpleType>
+    </xsd:element>
+    <xsd:element name="MediaServiceOCR" ma:index="16" nillable="true" ma:displayName="Extracted Text" ma:internalName="MediaServiceOCR" ma:readOnly="true">
+      <xsd:simpleType>
+        <xsd:restriction base="dms:Note">
+          <xsd:maxLength value="255"/>
+        </xsd:restriction>
+      </xsd:simpleType>
+    </xsd:element>
+    <xsd:element name="MediaServiceGenerationTime" ma:index="17" nillable="true" ma:displayName="MediaServiceGenerationTime" ma:hidden="true" ma:internalName="MediaServiceGenerationTime" ma:readOnly="true">
+      <xsd:simpleType>
+        <xsd:restriction base="dms:Text"/>
+      </xsd:simpleType>
+    </xsd:element>
+    <xsd:element name="MediaServiceEventHashCode" ma:index="18" nillable="true" ma:displayName="MediaServiceEventHashCode" ma:hidden="true" ma:internalName="MediaServiceEventHashCode" ma:readOnly="true">
+      <xsd:simpleType>
+        <xsd:restriction base="dms:Text"/>
+      </xsd:simpleType>
+    </xsd:element>
+    <xsd:element name="MediaLengthInSeconds" ma:index="19" nillable="true" ma:displayName="Length (seconds)" ma:internalName="MediaLengthInSeconds" ma:readOnly="true">
+      <xsd:simpleType>
+        <xsd:restriction base="dms:Unknown"/>
       </xsd:simpleType>
     </xsd:element>
   </xsd:schema>
@@ -3711,31 +3694,12 @@
 
 <file path=customXml/item3.xml><?xml version="1.0" encoding="utf-8"?>
 <p:properties xmlns:p="http://schemas.microsoft.com/office/2006/metadata/properties" xmlns:xsi="http://www.w3.org/2001/XMLSchema-instance" xmlns:pc="http://schemas.microsoft.com/office/infopath/2007/PartnerControls">
-  <documentManagement>
-    <_ip_UnifiedCompliancePolicyUIAction xmlns="http://schemas.microsoft.com/sharepoint/v3" xsi:nil="true"/>
-    <_ip_UnifiedCompliancePolicyProperties xmlns="http://schemas.microsoft.com/sharepoint/v3" xsi:nil="true"/>
-  </documentManagement>
+  <documentManagement/>
 </p:properties>
 </file>
 
 <file path=customXml/itemProps1.xml><?xml version="1.0" encoding="utf-8"?>
-<ds:datastoreItem xmlns:ds="http://schemas.openxmlformats.org/officeDocument/2006/customXml" ds:itemID="{998CF29D-D8E5-4012-B050-A3F79445B5EB}">
-  <ds:schemaRefs>
-    <ds:schemaRef ds:uri="http://schemas.microsoft.com/office/2006/metadata/contentType"/>
-    <ds:schemaRef ds:uri="http://schemas.microsoft.com/office/2006/metadata/properties/metaAttributes"/>
-    <ds:schemaRef ds:uri="http://www.w3.org/2001/XMLSchema"/>
-    <ds:schemaRef ds:uri="http://schemas.microsoft.com/office/2006/metadata/properties"/>
-    <ds:schemaRef ds:uri="http://schemas.microsoft.com/sharepoint/v3"/>
-    <ds:schemaRef ds:uri="0b3136f0-a1b3-4de4-aaf6-47b51dbb702c"/>
-    <ds:schemaRef ds:uri="3076eba4-c0ca-4bad-b773-16a3112e7607"/>
-    <ds:schemaRef ds:uri="http://schemas.microsoft.com/office/2006/documentManagement/types"/>
-    <ds:schemaRef ds:uri="http://schemas.microsoft.com/office/infopath/2007/PartnerControls"/>
-    <ds:schemaRef ds:uri="http://schemas.openxmlformats.org/package/2006/metadata/core-properties"/>
-    <ds:schemaRef ds:uri="http://purl.org/dc/elements/1.1/"/>
-    <ds:schemaRef ds:uri="http://purl.org/dc/terms/"/>
-    <ds:schemaRef ds:uri="http://schemas.microsoft.com/internal/obd"/>
-  </ds:schemaRefs>
-</ds:datastoreItem>
+<ds:datastoreItem xmlns:ds="http://schemas.openxmlformats.org/officeDocument/2006/customXml" ds:itemID="{1D8143A8-F258-4EE8-80E8-806BA20D5AA2}"/>
 </file>
 
 <file path=customXml/itemProps2.xml><?xml version="1.0" encoding="utf-8"?>
